--- a/docs/submission/2026_오픈소스개발자대회_결과보고서_CivicProof_최종.docx
+++ b/docs/submission/2026_오픈소스개발자대회_결과보고서_CivicProof_최종.docx
@@ -1304,7 +1304,7 @@
                 <w:color w:val="000000"/>
                 <w:sz w:val="20"/>
               </w:rPr>
-              <w:t>자동 테스트 75개 전부 통과(Vitest 55 + Hardhat 20) · 레드팀 공격 12종 중 12종 차단 · 감사 리플레이 MATCH · 시민 무결성 지수 100/100 EXCELLENT · npm audit 취약점 0건 · 자체 평가 하네스 242점(통과 기준 110점).</w:t>
+              <w:t>자동 테스트 86개 전부 통과(Vitest 66 + Hardhat 20) · 레드팀 공격 12종 중 12종 차단(Node·브라우저 이중) · 감사 리플레이 MATCH · 시민 무결성 지수 100/100 EXCELLENT · npm audit 취약점 0건 · 자체 평가 하네스 268점(통과 기준 110점).</w:t>
             </w:r>
           </w:p>
         </w:tc>
@@ -1645,7 +1645,7 @@
                 <w:color w:val="000000"/>
                 <w:sz w:val="20"/>
               </w:rPr>
-              <w:t>⑤ CI/하네스 계층 — GitHub Actions 8게이트와 Python 평가 하네스(242/110)가 문서의 모든 주장과 코드 상태의 불일치를 자동 탐지한다.</w:t>
+              <w:t>⑤ CI/하네스 계층 — GitHub Actions 8게이트와 Python 평가 하네스(268/110)가 문서의 모든 주장과 코드 상태의 불일치를 자동 탐지한다.</w:t>
             </w:r>
           </w:p>
           <w:p>
@@ -1958,7 +1958,7 @@
                 <w:color w:val="000000"/>
                 <w:sz w:val="20"/>
               </w:rPr>
-              <w:t>① 수직 슬라이스 우선: 널리파이어→VC→레지스트리→웹까지 항상 연결된 상태 유지 ② 테스트 게이트: 기능마다 테스트 작성→통과 전 병합 금지(29→75개) ③ 브랜치 규율: feature/integrity-engine → PR #1(develop, CI 그린 후 머지) → PR #2(main 릴리스) ④ 보안 보완 이력: 무허가 등록 리스크→발급자 RBAC 도입, innerHTML→textContent 전환, Pages에서 서명 모듈 404 결함 발견→저장소 번들로 교정(라이브 데모 정상화).</w:t>
+              <w:t>① 수직 슬라이스 우선: 널리파이어→VC→레지스트리→웹까지 항상 연결된 상태 유지 ② 테스트 게이트: 기능마다 테스트 작성→통과 전 병합 금지(29→86개) ③ 브랜치 규율: feature/* → PR(develop, CI 그린 후 머지) → main 릴리스, 5개 PR 순차 검증 ④ 보안 보완 이력: 무허가 등록 리스크→발급자 RBAC 도입, 마크업 싱크 배제(createElement·textContent), Pages 서명 모듈 404 결함 발견→저장소 번들로 교정(라이브 데모 정상화).</w:t>
             </w:r>
           </w:p>
           <w:p>
@@ -1986,35 +1986,21 @@
                 <w:color w:val="000000"/>
                 <w:sz w:val="20"/>
               </w:rPr>
-              <w:t>npm ci → npm test(55 passed) → npm run build(타입 무결성) → npm run test:contracts(20 passing) → npm run demo(정상 2건 수리·중복 1건 차단·PII 0필드·Replay MATCH·CII 100/100) → npm run redteam(Blocked 12/12) → npm run deploy:local(로컬 EVM 배포) → npm run evaluate(242/110) → npm audit(0 vulnerabilities). 모든 명령은 외부 API·키 없이 오프라인 재현된다.</w:t>
-            </w:r>
-          </w:p>
-          <w:p>
-            <w:pPr>
-              <w:spacing w:before="20" w:after="20" w:line="240" w:lineRule="auto"/>
-            </w:pPr>
-            <w:r>
-              <w:rPr>
-                <w:rFonts w:ascii="맑은 고딕" w:hAnsi="맑은 고딕" w:eastAsia="맑은 고딕"/>
-                <w:b w:val="0"/>
-                <w:color w:val="000000"/>
-                <w:sz w:val="20"/>
-              </w:rPr>
-              <w:t>웹 시연: https://leeminsuk.github.io/civicproof-ledger/ 접속 → 데모 VC 로드 → 서명 검증(NORMAL) → 필드 1글자 변조 시 TAMPERED → 같은 VC 재검증 시 DUPLICATE → 공개 감사 패널에서 무결성 지수 100/100과 “Replay verification MATCH”를 확인. 시연영상은 동일 흐름을 3분 내로 담는다.</w:t>
-            </w:r>
-          </w:p>
-          <w:p>
-            <w:pPr>
-              <w:spacing w:before="20" w:after="20" w:line="240" w:lineRule="auto"/>
-            </w:pPr>
-            <w:r>
-              <w:rPr>
-                <w:rFonts w:ascii="맑은 고딕" w:hAnsi="맑은 고딕" w:eastAsia="맑은 고딕"/>
-                <w:b w:val="0"/>
-                <w:color w:val="000000"/>
-                <w:sz w:val="20"/>
-              </w:rPr>
-              <w:t>심사 검증 포인트 매핑 — “중복이 정말 막히나” → npm run demo의 DuplicateDetected 이벤트와 원본 클레임 불변 확인 / “개인정보가 정말 없나” → 공개 상태 전 필드 열람(PII 0) 및 교차 추적 차단(ATK-07) / “위변조에 견디나” → npm run redteam 12종 결과표 / “장부를 조작하면” → 리플레이 검증 divergence 코드 출력 / “문서 주장이 과장 아닌가” → npm run evaluate가 문서·코드 불일치를 항목별 채점.</w:t>
+              <w:t>npm ci → npm test(66 passed) → npm run build(타입 무결성) → npm run test:contracts(20 passing) → npm run demo(정상 2건 수리·중복 1건 차단·PII 0필드·Replay MATCH·CII 100/100) → npm run redteam(Blocked 12/12) → npm run deploy:local(로컬 EVM 배포) → npm run evaluate(268/110) → npm audit(0 vulnerabilities). 모든 명령은 외부 API·키 없이 오프라인 재현된다.</w:t>
+            </w:r>
+          </w:p>
+          <w:p>
+            <w:pPr>
+              <w:spacing w:before="20" w:after="20" w:line="240" w:lineRule="auto"/>
+            </w:pPr>
+            <w:r>
+              <w:rPr>
+                <w:rFonts w:ascii="맑은 고딕" w:hAnsi="맑은 고딕" w:eastAsia="맑은 고딕"/>
+                <w:b w:val="0"/>
+                <w:color w:val="000000"/>
+                <w:sz w:val="20"/>
+              </w:rPr>
+              <w:t>웹 시연(4막 인터랙티브 대시보드, https://leeminsuk.github.io/civicproof-ledger/): ① 히어로 — 개인정보가 해시 방벽을 지나 널리파이어로 바뀌는 애니메이션과 ‘온체인 개인정보 0필드’ KPI ② 원장 시뮬레이터 — [시나리오 자동 재생]으로 같은 사업 재신청은 중복 차단, 다른 사업은 널리파이어가 달라 교차추적 불가임을 눈으로 확인 ③ 공격 극장 — [공격 12종 실행]으로 레드팀 ATK-01~12를 브라우저에서 실제 검산해 12/12 차단 ④ 무결성 대시보드 — 시민 무결성 지수 게이지 100/100, [감사 로그 조작] 토글 시 Replay-Verify가 어긋남(EVENT_ORDER_VIOLATION)을 잡아내며 지수가 60 WATCH로 하락 후 복구. 시연영상은 이 4막을 3분 내로 담는다(촬영 콘티: docs/submission/시연영상-촬영가이드.md).</w:t>
             </w:r>
           </w:p>
         </w:tc>
@@ -2308,7 +2294,7 @@
                 <w:color w:val="000000"/>
                 <w:sz w:val="20"/>
               </w:rPr>
-              <w:t>② 검증가능성 문화 — 보고서의 모든 수치(테스트 75, 12/12 차단, 242/110, CII 100/100, audit 0건)는 저장소의 명령어 한 줄로 재현된다. 주장과 코드의 불일치는 자체 하네스와 CI가 자동으로 잡아낸다.</w:t>
+              <w:t>② 검증가능성 문화 — 보고서의 모든 수치(테스트 86, 12/12 차단, 268/110, CII 100/100, audit 0건)는 저장소의 명령어 한 줄로 재현된다. 주장과 코드의 불일치는 자체 하네스와 CI가 자동으로 잡아낸다.</w:t>
             </w:r>
           </w:p>
           <w:p>
@@ -6826,7 +6812,7 @@
                 <w:color w:val="000000"/>
                 <w:sz w:val="20"/>
               </w:rPr>
-              <w:t>코드 작성·리팩터링·디버깅 보조용으로 Anthropic Claude Code를 활용함. AI 보조로 작성된 코드는 전량 자동 테스트 75개, 레드팀 공격 코퍼스 12종, CI 8단계 게이트로 검증했으며, 핵심 동작 원리(널리파이어 격리, RFC8785 서명, 리플레이 상태루트, cii-v1 공식)는 docs/architecture.md에 직접 기술하여 이해도를 증빙한다. 출품작 자체에 탑재된 AI 모델은 없다.</w:t>
+              <w:t>코드 작성·리팩터링·디버깅 보조용으로 Anthropic Claude Code를 활용함. AI 보조로 작성된 코드는 전량 자동 테스트 86개, 레드팀 공격 코퍼스 12종, CI 8단계 게이트로 검증했으며, 핵심 동작 원리(널리파이어 격리, RFC8785 서명, 리플레이 상태루트, cii-v1 공식)는 docs/architecture.md에 직접 기술하여 이해도를 증빙한다. 출품작 자체에 탑재된 AI 모델은 없다.</w:t>
             </w:r>
           </w:p>
         </w:tc>

--- a/docs/submission/2026_오픈소스개발자대회_결과보고서_CivicProof_최종.docx
+++ b/docs/submission/2026_오픈소스개발자대회_결과보고서_CivicProof_최종.docx
@@ -1077,7 +1077,7 @@
                 <w:color w:val="000000"/>
                 <w:sz w:val="20"/>
               </w:rPr>
-              <w:t>공모전·장학금·복지 바우처 등 공공지원 사업의 중복수혜를 기관 간 원본 개인정보 공유 없이 검증하는 오픈소스 블록체인 원장. 프로그램별로 격리된 널리파이어(nullifier)와 Ed25519 서명 검증가능 자격증명(VC)으로 “중복은 막고 개인정보는 숨기며”, 공개 감사 이벤트 로그를 누구나 리플레이 재검산(Replay-Verify)하고 시민 무결성 지수(Civic Integrity Index) 0~100점으로 사업 건전성을 정량화한다.</w:t>
+              <w:t>공모전·장학금·복지 바우처 등 공공지원 사업의 중복수혜를 기관 간 원본 개인정보 공유 없이 검증하는 오픈소스 블록체인 원장으로, 부정 중복수혜와 개인정보 유출 위험이라는 국민생활 속 사회문제를 기술로 해결한다. 프로그램별로 격리된 널리파이어(nullifier)와 Ed25519 서명 검증가능 자격증명(VC)으로 “중복은 막고 개인정보는 숨기며”, 공개 감사 이벤트 로그를 누구나 리플레이 재검산(Replay-Verify)하고 시민 무결성 지수(Civic Integrity Index) 0~100점으로 사업 건전성을 정량화한다.</w:t>
             </w:r>
           </w:p>
         </w:tc>
@@ -1304,7 +1304,7 @@
                 <w:color w:val="000000"/>
                 <w:sz w:val="20"/>
               </w:rPr>
-              <w:t>자동 테스트 86개 전부 통과(Vitest 66 + Hardhat 20) · 레드팀 공격 12종 중 12종 차단(Node·브라우저 이중) · 감사 리플레이 MATCH · 시민 무결성 지수 100/100 EXCELLENT · npm audit 취약점 0건 · 자체 평가 하네스 268점(통과 기준 110점).</w:t>
+              <w:t>자동 테스트 110개 전부 통과(Vitest 90 + Hardhat 20, 속성 기반 퍼징 포함) · 레드팀 공격 12종 중 12종 차단(Node·브라우저 이중) · 감사 리플레이 MATCH · 시민 무결성 지수 100/100 EXCELLENT · npm audit 취약점 0건 · 자체 평가 하네스 340점(통과 기준 110점).</w:t>
             </w:r>
           </w:p>
         </w:tc>
@@ -1457,21 +1457,21 @@
                 <w:color w:val="000000"/>
                 <w:sz w:val="20"/>
               </w:rPr>
-              <w:t>· 품질·CI: Vitest 55개, Mocha/Chai 20개, GitHub Actions(테스트→빌드→컨트랙트→데모→레드팀→로컬배포→하네스→보안감사 8게이트), Playwright 브라우저 E2E</w:t>
-            </w:r>
-          </w:p>
-          <w:p>
-            <w:pPr>
-              <w:spacing w:before="20" w:after="20" w:line="240" w:lineRule="auto"/>
-            </w:pPr>
-            <w:r>
-              <w:rPr>
-                <w:rFonts w:ascii="맑은 고딕" w:hAnsi="맑은 고딕" w:eastAsia="맑은 고딕"/>
-                <w:b w:val="0"/>
-                <w:color w:val="000000"/>
-                <w:sz w:val="20"/>
-              </w:rPr>
-              <w:t>· 개발 도구: git/gh CLI(feature→develop→main 브랜치 전략, PR 단위 검증 머지), SPDX SBOM 자동 생성, Claude Code(보조 도구 — 활용 범위는 붙임2에 명시)</w:t>
+              <w:t>· 품질·CI: Vitest 90(fast-check 속성 퍼징 포함)·Mocha/Chai 20, 커버리지 임계 게이트, GitHub Actions 10게이트(테스트→커버리지→빌드→컨트랙트→데모→레드팀→로컬배포→하네스→보안감사→SBOM 검증), Playwright 브라우저 E2E</w:t>
+            </w:r>
+          </w:p>
+          <w:p>
+            <w:pPr>
+              <w:spacing w:before="20" w:after="20" w:line="240" w:lineRule="auto"/>
+            </w:pPr>
+            <w:r>
+              <w:rPr>
+                <w:rFonts w:ascii="맑은 고딕" w:hAnsi="맑은 고딕" w:eastAsia="맑은 고딕"/>
+                <w:b w:val="0"/>
+                <w:color w:val="000000"/>
+                <w:sz w:val="20"/>
+              </w:rPr>
+              <w:t>· 개발 도구: git/gh CLI(feature→develop→main 브랜치 전략, PR 단위 검증 머지), SPDX SBOM 자동 재생성(npm run sbom)+CI 신선도 검증, Claude Code(보조 도구 — 활용 범위는 붙임2에 명시)</w:t>
             </w:r>
           </w:p>
         </w:tc>
@@ -1645,7 +1645,7 @@
                 <w:color w:val="000000"/>
                 <w:sz w:val="20"/>
               </w:rPr>
-              <w:t>⑤ CI/하네스 계층 — GitHub Actions 8게이트와 Python 평가 하네스(268/110)가 문서의 모든 주장과 코드 상태의 불일치를 자동 탐지한다.</w:t>
+              <w:t>⑤ CI/하네스 계층 — GitHub Actions 10게이트와 Python 평가 하네스(340/110)가 문서의 모든 주장과 코드 상태의 불일치를 자동 탐지한다.</w:t>
             </w:r>
           </w:p>
           <w:p>
@@ -1860,7 +1860,7 @@
                 <w:color w:val="000000"/>
                 <w:sz w:val="20"/>
               </w:rPr>
-              <w:t>D. 정적 웹 검증기 + 공개 감사 UI — 설치 없이 브라우저에서 VC 검증과 감사 지표 열람. GitHub Pages로 심사위원이 클론 없이 즉시 확인 가능.</w:t>
+              <w:t>D. 정적 웹 검증기 + 공개 감사 UI — 설치 없이 브라우저에서 VC 검증과 감사 지표 열람. GitHub Pages로 심사위원이 클론 없이 즉시 확인 가능하며, 재사용 CLI(issue/verify/replay/cii)가 외부 감사 로그 파일도 동일 엔진으로 재검산한다.</w:t>
             </w:r>
           </w:p>
           <w:p>
@@ -1958,7 +1958,7 @@
                 <w:color w:val="000000"/>
                 <w:sz w:val="20"/>
               </w:rPr>
-              <w:t>① 수직 슬라이스 우선: 널리파이어→VC→레지스트리→웹까지 항상 연결된 상태 유지 ② 테스트 게이트: 기능마다 테스트 작성→통과 전 병합 금지(29→86개) ③ 브랜치 규율: feature/* → PR(develop, CI 그린 후 머지) → main 릴리스, 5개 PR 순차 검증 ④ 보안 보완 이력: 무허가 등록 리스크→발급자 RBAC 도입, 마크업 싱크 배제(createElement·textContent), Pages 서명 모듈 404 결함 발견→저장소 번들로 교정(라이브 데모 정상화).</w:t>
+              <w:t>① 수직 슬라이스 우선: 널리파이어→VC→레지스트리→웹까지 항상 연결된 상태 유지 ② 테스트 게이트: 기능마다 테스트 작성→통과 전 병합 금지(29→86개) ③ 브랜치 규율: feature/* → PR(develop, CI 그린 후 머지) → main 릴리스(v1.0.0 태그), 8개 PR 순차 검증 ④ 보안 보완 이력: 무허가 등록 리스크→발급자 RBAC 도입, 마크업 싱크 배제(createElement·textContent), Pages 서명 모듈 404 결함 발견→저장소 번들로 교정(라이브 데모 정상화).</w:t>
             </w:r>
           </w:p>
           <w:p>
@@ -1986,7 +1986,7 @@
                 <w:color w:val="000000"/>
                 <w:sz w:val="20"/>
               </w:rPr>
-              <w:t>npm ci → npm test(66 passed) → npm run build(타입 무결성) → npm run test:contracts(20 passing) → npm run demo(정상 2건 수리·중복 1건 차단·PII 0필드·Replay MATCH·CII 100/100) → npm run redteam(Blocked 12/12) → npm run deploy:local(로컬 EVM 배포) → npm run evaluate(268/110) → npm audit(0 vulnerabilities). 모든 명령은 외부 API·키 없이 오프라인 재현된다.</w:t>
+              <w:t>npm ci → npm test(90 passed, 속성 퍼징 포함) → npm run coverage(임계 통과) → npm run build(타입 무결성) → npm run test:contracts(20 passing) → npm run demo(정상 2건·중복 1건 차단·PII 0필드·Replay MATCH·CII 100/100) → npm run redteam(12/12 차단) → npm run deploy:local → npm run evaluate(340/110) → npm audit(0건) → npm run sbom:check. 모든 명령은 외부 API·키 없이 오프라인 재현된다.</w:t>
             </w:r>
           </w:p>
           <w:p>
@@ -2114,7 +2114,7 @@
                 <w:color w:val="000000"/>
                 <w:sz w:val="20"/>
               </w:rPr>
-              <w:t>· 적용 분야 — 공모전·장학금·연구지원·복지 바우처·지역화폐·탄소포인트·교육비 지원 등 “동일 사업 내 1인 1회” 원칙이 필요한 모든 공공·비영리 배분 사업. 발급기관 허가목록 구조가 다기관 연합 운영(중앙정부+지자체+대학)을 그대로 지원한다.</w:t>
+              <w:t>· 적용 분야 — 공모전·장학금·연구지원·복지 바우처·지역화폐·탄소포인트 등 “동일 사업 내 1인 1회” 원칙이 필요한 모든 공공·비영리 배분 사업. 발급기관 허가목록이 다기관 연합 운영(중앙+지자체+대학)을 그대로 지원한다.</w:t>
             </w:r>
           </w:p>
           <w:p>
@@ -2142,7 +2142,7 @@
                 <w:color w:val="000000"/>
                 <w:sz w:val="20"/>
               </w:rPr>
-              <w:t>· 감사·투명성 효과 — “신뢰하지 말고 검증하라”를 공공지원에 적용. 시민 누구나 이벤트 로그를 리플레이해 수리·차단 건수와 상태루트를 재검산할 수 있고, 무결성 지수로 사업 건전성을 한 눈에 비교할 수 있다. 이의제기 시 원본 개인정보가 아닌 서명 증빙으로 검증 흐름을 재현한다.</w:t>
+              <w:t>· 감사·투명성 효과 — “신뢰하지 말고 검증하라”를 공공지원에 적용. 시민 누구나 이벤트 로그를 리플레이해 수리·차단 건수와 상태루트를 재검산하고, 무결성 지수로 사업 건전성을 비교할 수 있다. 이의제기 시 원본이 아닌 서명 증빙으로 검증 흐름을 재현한다.</w:t>
             </w:r>
           </w:p>
           <w:p>
@@ -2184,7 +2184,7 @@
                 <w:color w:val="000000"/>
                 <w:sz w:val="20"/>
               </w:rPr>
-              <w:t>· 기술 확장 — Semaphore/Noir 기반 영지식 회로로 널리파이어 소유 증명을 완전 익명화, 퍼블릭 테스트넷 상시 배포, KMS 기반 발급키 운영, DID resolver 연동, 기관 간 연합 거버넌스(멀티시그 소유권)로 발전시킨다.</w:t>
+              <w:t>· 기술 확장 — Semaphore/Noir 영지식 회로로 널리파이어 소유 증명 완전 익명화, 퍼블릭 테스트넷 상시 배포, KMS 발급키 운영, DID resolver 연동, 기관 간 연합 거버넌스로 발전시킨다.</w:t>
             </w:r>
           </w:p>
         </w:tc>
@@ -2294,7 +2294,7 @@
                 <w:color w:val="000000"/>
                 <w:sz w:val="20"/>
               </w:rPr>
-              <w:t>② 검증가능성 문화 — 보고서의 모든 수치(테스트 86, 12/12 차단, 268/110, CII 100/100, audit 0건)는 저장소의 명령어 한 줄로 재현된다. 주장과 코드의 불일치는 자체 하네스와 CI가 자동으로 잡아낸다.</w:t>
+              <w:t>② 검증가능성 문화 — 보고서의 모든 수치(테스트 110, 12/12 차단, 340/110, CII 100/100, audit 0건)는 저장소의 명령어 한 줄로 재현된다. 주장과 코드의 불일치는 자체 하네스와 CI가 잡아내고, fast-check 퍼징이 무작위 수백 시나리오로 3대 엔진의 불변식을 상시 재검증한다.</w:t>
             </w:r>
           </w:p>
           <w:p>
@@ -2322,21 +2322,21 @@
                 <w:color w:val="000000"/>
                 <w:sz w:val="20"/>
               </w:rPr>
-              <w:t>④ 심사 재현성 설계 — 외부 API·키·GPU 없이 오프라인 전체 재현, GitHub Pages 즉시 시연, SPDX SBOM(199개 패키지)·라이선스 문서·최종 체크리스트까지 심사·검증 절차 자체를 제품 요건으로 취급했다.</w:t>
-            </w:r>
-          </w:p>
-          <w:p>
-            <w:pPr>
-              <w:spacing w:before="20" w:after="20" w:line="240" w:lineRule="auto"/>
-            </w:pPr>
-            <w:r>
-              <w:rPr>
-                <w:rFonts w:ascii="맑은 고딕" w:hAnsi="맑은 고딕" w:eastAsia="맑은 고딕"/>
-                <w:b w:val="0"/>
-                <w:color w:val="000000"/>
-                <w:sz w:val="20"/>
-              </w:rPr>
-              <w:t>⑤ 대회 규정 정합성 — 직접 작성 코드 전체에 OSI 인증 Apache-2.0 적용, 활용 라이브러리 전수 SBOM 공개(붙임1), AI 모델 미탑재로 상용 API 의존·가중치 공개 이슈 원천 부재(붙임2), 공개 저장소 5년 유지 계획, 정부 지원사업 수혜 이력 없음(중복수혜 해당 없음). 운영규정 제8~10조·제14조의 요구를 기능이 아니라 저장소 구조로 충족한다.</w:t>
+              <w:t>④ 심사 재현성 설계 — 외부 API·키·GPU 없이 오프라인 전체 재현, GitHub Pages 즉시 시연, SPDX SBOM(205개, 재생성·CI 검증)·라이선스 문서·체크리스트까지 심사·검증 절차 자체를 제품 요건으로 취급했다.</w:t>
+            </w:r>
+          </w:p>
+          <w:p>
+            <w:pPr>
+              <w:spacing w:before="20" w:after="20" w:line="240" w:lineRule="auto"/>
+            </w:pPr>
+            <w:r>
+              <w:rPr>
+                <w:rFonts w:ascii="맑은 고딕" w:hAnsi="맑은 고딕" w:eastAsia="맑은 고딕"/>
+                <w:b w:val="0"/>
+                <w:color w:val="000000"/>
+                <w:sz w:val="20"/>
+              </w:rPr>
+              <w:t>⑤ 대회 규정 정합성 — 직접 작성 코드 전체에 OSI 인증 Apache-2.0 적용, 활용 라이브러리 전수 SBOM 공개(붙임1), AI 모델 미탑재로 상용 API 의존·가중치 공개 이슈 원천 부재(붙임2), 공개 저장소 5년 유지 계획, 정부 지원사업 수혜 이력 없음(중복수혜 해당 없음). 운영규정 제8~10조·제14조의 요구를 저장소 구조로 충족하며, v1.0.0은 기여 가이드·보안 정책·이슈/PR 템플릿·전 소스 SPDX 헤더·한국어 README까지 갖춰 오픈소스 성숙도를 증빙한다.</w:t>
             </w:r>
           </w:p>
           <w:p>
@@ -2406,7 +2406,7 @@
                 <w:color w:val="000000"/>
                 <w:sz w:val="20"/>
               </w:rPr>
-              <w:t>1인 팀으로 설계·구현·검증·문서를 감당하기 위해 “주장은 코드로 증명한다”는 규율을 세웠다. AI 보조 도구로 생산성을 높이되 통과 전 병합 금지 게이트와 레드팀 코퍼스로 전량 기계 검증했고, 그 과정에서 배포 데모의 모듈 로딩 결함을 직접 찾아 고치며 “검증이 품질을 만든다”는 것을 체감했다. 공공의 신뢰 문제를 오픈소스로 푸는 이 프로젝트를 실제 기관 파일럿까지 발전시키고 싶다.</w:t>
+              <w:t>1인 팀으로 설계·구현·검증·문서를 감당하며 “주장은 코드로 증명한다”는 규율을 세웠다. 통과 전 병합 금지 게이트와 레드팀 코퍼스로 AI 보조 코드까지 전량 기계 검증했고, 배포 데모 결함을 직접 고치며 검증이 품질을 만든다는 것을 체감했다. 실제 기관 파일럿까지 발전시키고 싶다.</w:t>
             </w:r>
           </w:p>
         </w:tc>
@@ -5733,6 +5733,424 @@
           </w:p>
         </w:tc>
       </w:tr>
+      <w:tr>
+        <w:trPr>
+          <w:trHeight w:val="333"/>
+        </w:trPr>
+        <w:tc>
+          <w:tcPr>
+            <w:tcW w:w="768" w:type="dxa"/>
+            <w:tcBorders>
+              <w:top w:val="single" w:sz="1" w:space="0" w:color="000000"/>
+              <w:left w:val="single" w:sz="1" w:space="0" w:color="000000"/>
+              <w:bottom w:val="single" w:sz="1" w:space="0" w:color="000000"/>
+              <w:right w:val="single" w:sz="1" w:space="0" w:color="000000"/>
+            </w:tcBorders>
+            <w:shd w:val="clear" w:color="auto" w:fill="FFFFFF"/>
+            <w:tcMar>
+              <w:top w:w="60" w:type="dxa"/>
+              <w:left w:w="100" w:type="dxa"/>
+              <w:bottom w:w="60" w:type="dxa"/>
+              <w:right w:w="100" w:type="dxa"/>
+            </w:tcMar>
+            <w:vAlign w:val="center"/>
+          </w:tcPr>
+          <w:p>
+            <w:pPr>
+              <w:spacing w:before="20" w:after="20" w:line="240" w:lineRule="auto"/>
+              <w:jc w:val="center"/>
+            </w:pPr>
+            <w:r>
+              <w:rPr>
+                <w:rFonts w:ascii="맑은 고딕" w:hAnsi="맑은 고딕" w:eastAsia="맑은 고딕"/>
+                <w:b w:val="0"/>
+                <w:color w:val="000000"/>
+                <w:sz w:val="20"/>
+              </w:rPr>
+              <w:t>15</w:t>
+            </w:r>
+          </w:p>
+        </w:tc>
+        <w:tc>
+          <w:tcPr>
+            <w:tcW w:w="1878" w:type="dxa"/>
+            <w:tcBorders>
+              <w:top w:val="single" w:sz="1" w:space="0" w:color="000000"/>
+              <w:left w:val="single" w:sz="1" w:space="0" w:color="000000"/>
+              <w:bottom w:val="single" w:sz="1" w:space="0" w:color="000000"/>
+              <w:right w:val="single" w:sz="1" w:space="0" w:color="000000"/>
+            </w:tcBorders>
+            <w:shd w:val="clear" w:color="auto" w:fill="FFFFFF"/>
+            <w:tcMar>
+              <w:top w:w="60" w:type="dxa"/>
+              <w:left w:w="100" w:type="dxa"/>
+              <w:bottom w:w="60" w:type="dxa"/>
+              <w:right w:w="100" w:type="dxa"/>
+            </w:tcMar>
+            <w:vAlign w:val="center"/>
+          </w:tcPr>
+          <w:p>
+            <w:pPr>
+              <w:spacing w:before="20" w:after="20" w:line="240" w:lineRule="auto"/>
+              <w:jc w:val="center"/>
+            </w:pPr>
+            <w:r>
+              <w:rPr>
+                <w:rFonts w:ascii="맑은 고딕" w:hAnsi="맑은 고딕" w:eastAsia="맑은 고딕"/>
+                <w:b w:val="0"/>
+                <w:color w:val="000000"/>
+                <w:sz w:val="20"/>
+              </w:rPr>
+              <w:t>fast-check</w:t>
+            </w:r>
+          </w:p>
+        </w:tc>
+        <w:tc>
+          <w:tcPr>
+            <w:tcW w:w="1387" w:type="dxa"/>
+            <w:tcBorders>
+              <w:top w:val="single" w:sz="1" w:space="0" w:color="000000"/>
+              <w:left w:val="single" w:sz="1" w:space="0" w:color="000000"/>
+              <w:bottom w:val="single" w:sz="1" w:space="0" w:color="000000"/>
+              <w:right w:val="single" w:sz="1" w:space="0" w:color="000000"/>
+            </w:tcBorders>
+            <w:shd w:val="clear" w:color="auto" w:fill="FFFFFF"/>
+            <w:tcMar>
+              <w:top w:w="60" w:type="dxa"/>
+              <w:left w:w="100" w:type="dxa"/>
+              <w:bottom w:w="60" w:type="dxa"/>
+              <w:right w:w="100" w:type="dxa"/>
+            </w:tcMar>
+            <w:vAlign w:val="center"/>
+          </w:tcPr>
+          <w:p>
+            <w:pPr>
+              <w:spacing w:before="20" w:after="20" w:line="240" w:lineRule="auto"/>
+              <w:jc w:val="center"/>
+            </w:pPr>
+            <w:r>
+              <w:rPr>
+                <w:rFonts w:ascii="맑은 고딕" w:hAnsi="맑은 고딕" w:eastAsia="맑은 고딕"/>
+                <w:b w:val="0"/>
+                <w:color w:val="000000"/>
+                <w:sz w:val="20"/>
+              </w:rPr>
+              <w:t>4.8.0</w:t>
+            </w:r>
+          </w:p>
+        </w:tc>
+        <w:tc>
+          <w:tcPr>
+            <w:tcW w:w="1495" w:type="dxa"/>
+            <w:tcBorders>
+              <w:top w:val="single" w:sz="1" w:space="0" w:color="000000"/>
+              <w:left w:val="single" w:sz="1" w:space="0" w:color="000000"/>
+              <w:bottom w:val="single" w:sz="1" w:space="0" w:color="000000"/>
+              <w:right w:val="single" w:sz="1" w:space="0" w:color="000000"/>
+            </w:tcBorders>
+            <w:shd w:val="clear" w:color="auto" w:fill="FFFFFF"/>
+            <w:tcMar>
+              <w:top w:w="60" w:type="dxa"/>
+              <w:left w:w="100" w:type="dxa"/>
+              <w:bottom w:w="60" w:type="dxa"/>
+              <w:right w:w="100" w:type="dxa"/>
+            </w:tcMar>
+            <w:vAlign w:val="center"/>
+          </w:tcPr>
+          <w:p>
+            <w:pPr>
+              <w:spacing w:before="20" w:after="20" w:line="240" w:lineRule="auto"/>
+              <w:jc w:val="center"/>
+            </w:pPr>
+            <w:r>
+              <w:rPr>
+                <w:rFonts w:ascii="맑은 고딕" w:hAnsi="맑은 고딕" w:eastAsia="맑은 고딕"/>
+                <w:b w:val="0"/>
+                <w:color w:val="000000"/>
+                <w:sz w:val="20"/>
+              </w:rPr>
+              <w:t>MIT</w:t>
+            </w:r>
+          </w:p>
+        </w:tc>
+        <w:tc>
+          <w:tcPr>
+            <w:tcW w:w="4536" w:type="dxa"/>
+            <w:tcBorders>
+              <w:top w:val="single" w:sz="1" w:space="0" w:color="000000"/>
+              <w:left w:val="single" w:sz="1" w:space="0" w:color="000000"/>
+              <w:bottom w:val="single" w:sz="1" w:space="0" w:color="000000"/>
+              <w:right w:val="single" w:sz="1" w:space="0" w:color="000000"/>
+            </w:tcBorders>
+            <w:shd w:val="clear" w:color="auto" w:fill="FFFFFF"/>
+            <w:tcMar>
+              <w:top w:w="60" w:type="dxa"/>
+              <w:left w:w="100" w:type="dxa"/>
+              <w:bottom w:w="60" w:type="dxa"/>
+              <w:right w:w="100" w:type="dxa"/>
+            </w:tcMar>
+            <w:vAlign w:val="center"/>
+          </w:tcPr>
+          <w:p>
+            <w:pPr>
+              <w:spacing w:before="20" w:after="20" w:line="240" w:lineRule="auto"/>
+              <w:jc w:val="center"/>
+            </w:pPr>
+            <w:r>
+              <w:rPr>
+                <w:rFonts w:ascii="맑은 고딕" w:hAnsi="맑은 고딕" w:eastAsia="맑은 고딕"/>
+                <w:b w:val="0"/>
+                <w:color w:val="000000"/>
+                <w:sz w:val="20"/>
+              </w:rPr>
+              <w:t>https://github.com/dubzzz/fast-check</w:t>
+            </w:r>
+          </w:p>
+        </w:tc>
+        <w:tc>
+          <w:tcPr>
+            <w:tcW w:w="4449" w:type="dxa"/>
+            <w:tcBorders>
+              <w:top w:val="single" w:sz="1" w:space="0" w:color="000000"/>
+              <w:left w:val="single" w:sz="1" w:space="0" w:color="000000"/>
+              <w:bottom w:val="single" w:sz="1" w:space="0" w:color="000000"/>
+              <w:right w:val="single" w:sz="1" w:space="0" w:color="000000"/>
+            </w:tcBorders>
+            <w:shd w:val="clear" w:color="auto" w:fill="FFFFFF"/>
+            <w:tcMar>
+              <w:top w:w="60" w:type="dxa"/>
+              <w:left w:w="100" w:type="dxa"/>
+              <w:bottom w:w="60" w:type="dxa"/>
+              <w:right w:w="100" w:type="dxa"/>
+            </w:tcMar>
+            <w:vAlign w:val="center"/>
+          </w:tcPr>
+          <w:p>
+            <w:pPr>
+              <w:spacing w:before="20" w:after="20" w:line="240" w:lineRule="auto"/>
+              <w:jc w:val="center"/>
+            </w:pPr>
+            <w:r>
+              <w:rPr>
+                <w:rFonts w:ascii="맑은 고딕" w:hAnsi="맑은 고딕" w:eastAsia="맑은 고딕"/>
+                <w:b w:val="0"/>
+                <w:color w:val="000000"/>
+                <w:sz w:val="20"/>
+              </w:rPr>
+              <w:t>property 기반 퍼징(불변식 무작위 검증) 테스트</w:t>
+            </w:r>
+          </w:p>
+        </w:tc>
+      </w:tr>
+      <w:tr>
+        <w:trPr>
+          <w:trHeight w:val="333"/>
+        </w:trPr>
+        <w:tc>
+          <w:tcPr>
+            <w:tcW w:w="768" w:type="dxa"/>
+            <w:tcBorders>
+              <w:top w:val="single" w:sz="1" w:space="0" w:color="000000"/>
+              <w:left w:val="single" w:sz="1" w:space="0" w:color="000000"/>
+              <w:bottom w:val="single" w:sz="1" w:space="0" w:color="000000"/>
+              <w:right w:val="single" w:sz="1" w:space="0" w:color="000000"/>
+            </w:tcBorders>
+            <w:shd w:val="clear" w:color="auto" w:fill="FFFFFF"/>
+            <w:tcMar>
+              <w:top w:w="60" w:type="dxa"/>
+              <w:left w:w="100" w:type="dxa"/>
+              <w:bottom w:w="60" w:type="dxa"/>
+              <w:right w:w="100" w:type="dxa"/>
+            </w:tcMar>
+            <w:vAlign w:val="center"/>
+          </w:tcPr>
+          <w:p>
+            <w:pPr>
+              <w:spacing w:before="20" w:after="20" w:line="240" w:lineRule="auto"/>
+              <w:jc w:val="center"/>
+            </w:pPr>
+            <w:r>
+              <w:rPr>
+                <w:rFonts w:ascii="맑은 고딕" w:hAnsi="맑은 고딕" w:eastAsia="맑은 고딕"/>
+                <w:b w:val="0"/>
+                <w:color w:val="000000"/>
+                <w:sz w:val="20"/>
+              </w:rPr>
+              <w:t>16</w:t>
+            </w:r>
+          </w:p>
+        </w:tc>
+        <w:tc>
+          <w:tcPr>
+            <w:tcW w:w="1878" w:type="dxa"/>
+            <w:tcBorders>
+              <w:top w:val="single" w:sz="1" w:space="0" w:color="000000"/>
+              <w:left w:val="single" w:sz="1" w:space="0" w:color="000000"/>
+              <w:bottom w:val="single" w:sz="1" w:space="0" w:color="000000"/>
+              <w:right w:val="single" w:sz="1" w:space="0" w:color="000000"/>
+            </w:tcBorders>
+            <w:shd w:val="clear" w:color="auto" w:fill="FFFFFF"/>
+            <w:tcMar>
+              <w:top w:w="60" w:type="dxa"/>
+              <w:left w:w="100" w:type="dxa"/>
+              <w:bottom w:w="60" w:type="dxa"/>
+              <w:right w:w="100" w:type="dxa"/>
+            </w:tcMar>
+            <w:vAlign w:val="center"/>
+          </w:tcPr>
+          <w:p>
+            <w:pPr>
+              <w:spacing w:before="20" w:after="20" w:line="240" w:lineRule="auto"/>
+              <w:jc w:val="center"/>
+            </w:pPr>
+            <w:r>
+              <w:rPr>
+                <w:rFonts w:ascii="맑은 고딕" w:hAnsi="맑은 고딕" w:eastAsia="맑은 고딕"/>
+                <w:b w:val="0"/>
+                <w:color w:val="000000"/>
+                <w:sz w:val="20"/>
+              </w:rPr>
+              <w:t>@vitest/coverage-v8</w:t>
+            </w:r>
+          </w:p>
+        </w:tc>
+        <w:tc>
+          <w:tcPr>
+            <w:tcW w:w="1387" w:type="dxa"/>
+            <w:tcBorders>
+              <w:top w:val="single" w:sz="1" w:space="0" w:color="000000"/>
+              <w:left w:val="single" w:sz="1" w:space="0" w:color="000000"/>
+              <w:bottom w:val="single" w:sz="1" w:space="0" w:color="000000"/>
+              <w:right w:val="single" w:sz="1" w:space="0" w:color="000000"/>
+            </w:tcBorders>
+            <w:shd w:val="clear" w:color="auto" w:fill="FFFFFF"/>
+            <w:tcMar>
+              <w:top w:w="60" w:type="dxa"/>
+              <w:left w:w="100" w:type="dxa"/>
+              <w:bottom w:w="60" w:type="dxa"/>
+              <w:right w:w="100" w:type="dxa"/>
+            </w:tcMar>
+            <w:vAlign w:val="center"/>
+          </w:tcPr>
+          <w:p>
+            <w:pPr>
+              <w:spacing w:before="20" w:after="20" w:line="240" w:lineRule="auto"/>
+              <w:jc w:val="center"/>
+            </w:pPr>
+            <w:r>
+              <w:rPr>
+                <w:rFonts w:ascii="맑은 고딕" w:hAnsi="맑은 고딕" w:eastAsia="맑은 고딕"/>
+                <w:b w:val="0"/>
+                <w:color w:val="000000"/>
+                <w:sz w:val="20"/>
+              </w:rPr>
+              <w:t>4.1.10</w:t>
+            </w:r>
+          </w:p>
+        </w:tc>
+        <w:tc>
+          <w:tcPr>
+            <w:tcW w:w="1495" w:type="dxa"/>
+            <w:tcBorders>
+              <w:top w:val="single" w:sz="1" w:space="0" w:color="000000"/>
+              <w:left w:val="single" w:sz="1" w:space="0" w:color="000000"/>
+              <w:bottom w:val="single" w:sz="1" w:space="0" w:color="000000"/>
+              <w:right w:val="single" w:sz="1" w:space="0" w:color="000000"/>
+            </w:tcBorders>
+            <w:shd w:val="clear" w:color="auto" w:fill="FFFFFF"/>
+            <w:tcMar>
+              <w:top w:w="60" w:type="dxa"/>
+              <w:left w:w="100" w:type="dxa"/>
+              <w:bottom w:w="60" w:type="dxa"/>
+              <w:right w:w="100" w:type="dxa"/>
+            </w:tcMar>
+            <w:vAlign w:val="center"/>
+          </w:tcPr>
+          <w:p>
+            <w:pPr>
+              <w:spacing w:before="20" w:after="20" w:line="240" w:lineRule="auto"/>
+              <w:jc w:val="center"/>
+            </w:pPr>
+            <w:r>
+              <w:rPr>
+                <w:rFonts w:ascii="맑은 고딕" w:hAnsi="맑은 고딕" w:eastAsia="맑은 고딕"/>
+                <w:b w:val="0"/>
+                <w:color w:val="000000"/>
+                <w:sz w:val="20"/>
+              </w:rPr>
+              <w:t>MIT</w:t>
+            </w:r>
+          </w:p>
+        </w:tc>
+        <w:tc>
+          <w:tcPr>
+            <w:tcW w:w="4536" w:type="dxa"/>
+            <w:tcBorders>
+              <w:top w:val="single" w:sz="1" w:space="0" w:color="000000"/>
+              <w:left w:val="single" w:sz="1" w:space="0" w:color="000000"/>
+              <w:bottom w:val="single" w:sz="1" w:space="0" w:color="000000"/>
+              <w:right w:val="single" w:sz="1" w:space="0" w:color="000000"/>
+            </w:tcBorders>
+            <w:shd w:val="clear" w:color="auto" w:fill="FFFFFF"/>
+            <w:tcMar>
+              <w:top w:w="60" w:type="dxa"/>
+              <w:left w:w="100" w:type="dxa"/>
+              <w:bottom w:w="60" w:type="dxa"/>
+              <w:right w:w="100" w:type="dxa"/>
+            </w:tcMar>
+            <w:vAlign w:val="center"/>
+          </w:tcPr>
+          <w:p>
+            <w:pPr>
+              <w:spacing w:before="20" w:after="20" w:line="240" w:lineRule="auto"/>
+              <w:jc w:val="center"/>
+            </w:pPr>
+            <w:r>
+              <w:rPr>
+                <w:rFonts w:ascii="맑은 고딕" w:hAnsi="맑은 고딕" w:eastAsia="맑은 고딕"/>
+                <w:b w:val="0"/>
+                <w:color w:val="000000"/>
+                <w:sz w:val="20"/>
+              </w:rPr>
+              <w:t>https://github.com/vitest-dev/vitest</w:t>
+            </w:r>
+          </w:p>
+        </w:tc>
+        <w:tc>
+          <w:tcPr>
+            <w:tcW w:w="4449" w:type="dxa"/>
+            <w:tcBorders>
+              <w:top w:val="single" w:sz="1" w:space="0" w:color="000000"/>
+              <w:left w:val="single" w:sz="1" w:space="0" w:color="000000"/>
+              <w:bottom w:val="single" w:sz="1" w:space="0" w:color="000000"/>
+              <w:right w:val="single" w:sz="1" w:space="0" w:color="000000"/>
+            </w:tcBorders>
+            <w:shd w:val="clear" w:color="auto" w:fill="FFFFFF"/>
+            <w:tcMar>
+              <w:top w:w="60" w:type="dxa"/>
+              <w:left w:w="100" w:type="dxa"/>
+              <w:bottom w:w="60" w:type="dxa"/>
+              <w:right w:w="100" w:type="dxa"/>
+            </w:tcMar>
+            <w:vAlign w:val="center"/>
+          </w:tcPr>
+          <w:p>
+            <w:pPr>
+              <w:spacing w:before="20" w:after="20" w:line="240" w:lineRule="auto"/>
+              <w:jc w:val="center"/>
+            </w:pPr>
+            <w:r>
+              <w:rPr>
+                <w:rFonts w:ascii="맑은 고딕" w:hAnsi="맑은 고딕" w:eastAsia="맑은 고딕"/>
+                <w:b w:val="0"/>
+                <w:color w:val="000000"/>
+                <w:sz w:val="20"/>
+              </w:rPr>
+              <w:t>커버리지 측정·임계 게이트(dev)</w:t>
+            </w:r>
+          </w:p>
+        </w:tc>
+      </w:tr>
     </w:tbl>
     <w:p>
       <w:pPr>
@@ -5745,7 +6163,7 @@
           <w:color w:val="000000"/>
           <w:sz w:val="20"/>
         </w:rPr>
-        <w:t>※ 위 표는 직접 의존성 기준이며, 전이 의존성을 포함한 전체 199개 패키지의 SPDX SBOM은 저장소의 sbom.spdx.json으로 공개되어 있다. 전 패키지 npm audit 취약점 0건.</w:t>
+        <w:t>※ 위 표는 직접 의존성 기준이며, 전이 의존성을 포함한 전체 205개 패키지의 SPDX SBOM은 저장소의 sbom.spdx.json으로 공개되며, npm run sbom으로 재생성되고 CI가 잠금파일과의 일치를 상시 검증한다. 전 패키지 npm audit 취약점 0건.</w:t>
       </w:r>
     </w:p>
     <w:p>
@@ -6812,7 +7230,7 @@
                 <w:color w:val="000000"/>
                 <w:sz w:val="20"/>
               </w:rPr>
-              <w:t>코드 작성·리팩터링·디버깅 보조용으로 Anthropic Claude Code를 활용함. AI 보조로 작성된 코드는 전량 자동 테스트 86개, 레드팀 공격 코퍼스 12종, CI 8단계 게이트로 검증했으며, 핵심 동작 원리(널리파이어 격리, RFC8785 서명, 리플레이 상태루트, cii-v1 공식)는 docs/architecture.md에 직접 기술하여 이해도를 증빙한다. 출품작 자체에 탑재된 AI 모델은 없다.</w:t>
+              <w:t>코드 작성·리팩터링·디버깅 보조용으로 Anthropic Claude Code를 활용함. AI 보조로 작성된 코드는 전량 자동 테스트 110개(속성 기반 퍼징 포함), 레드팀 공격 코퍼스 12종, CI 10단계 게이트로 검증했으며, 핵심 동작 원리(널리파이어 격리, RFC8785 서명, 리플레이 상태루트, cii-v1 공식)는 docs/architecture.md에 직접 기술하여 이해도를 증빙한다. 출품작 자체에 탑재된 AI 모델은 없다.</w:t>
             </w:r>
           </w:p>
         </w:tc>
